--- a/output/conflict_of_interest_form_journal2.docx
+++ b/output/conflict_of_interest_form_journal2.docx
@@ -2723,7 +2723,7 @@
                 <w:spacing w:val="-2"/>
                 <w:rtl/>
               </w:rPr>
-              <w:t xml:space="preserve">الکترونیکی: Mehrdadsadrara@Guilan.ac.ir</w:t>
+              <w:t xml:space="preserve">الکترونیکی: Amareh.ruhollah@Guilan.ac.ir</w:t>
             </w:r>
           </w:p>
         </w:tc>
@@ -2780,7 +2780,7 @@
                 <w:rFonts w:cs="B Nazanin" w:hint="cs"/>
                 <w:rtl/>
               </w:rPr>
-              <w:t xml:space="preserve">مسئول: مهرداد صدرآرا</w:t>
+              <w:t xml:space="preserve">مسئول: روح‌اله آماره</w:t>
             </w:r>
           </w:p>
         </w:tc>
@@ -4200,7 +4200,7 @@
                   </w:r>
                   <w:r>
                     <w:rPr>
-                      <w:rFonts w:ascii="Times New Roman" w:hAnsi="Times New Roman" w:cs="Times New Roman"/>
+                      <w:rFonts w:ascii="Segoe UI Symbol" w:hAnsi="Segoe UI Symbol" w:cs="Segoe UI Symbol" w:eastAsia="Segoe UI Symbol"/>
                       <w:b/>
                       <w:bCs/>
                       <w:spacing w:val="-2"/>
@@ -4208,7 +4208,7 @@
                       <w:szCs w:val="18"/>
                       <w:rtl/>
                     </w:rPr>
-                    <w:t></w:t>
+                    <w:t>☒</w:t>
                   </w:r>
                 </w:p>
               </w:tc>
@@ -4742,7 +4742,7 @@
                   </w:r>
                   <w:r>
                     <w:rPr>
-                      <w:rFonts w:ascii="Times New Roman" w:hAnsi="Times New Roman" w:cs="Times New Roman"/>
+                      <w:rFonts w:ascii="Segoe UI Symbol" w:hAnsi="Segoe UI Symbol" w:cs="Segoe UI Symbol" w:eastAsia="Segoe UI Symbol"/>
                       <w:b/>
                       <w:bCs/>
                       <w:spacing w:val="-2"/>
@@ -4750,7 +4750,7 @@
                       <w:szCs w:val="18"/>
                       <w:rtl/>
                     </w:rPr>
-                    <w:t></w:t>
+                    <w:t>☒</w:t>
                   </w:r>
                 </w:p>
               </w:tc>
@@ -5186,7 +5186,7 @@
                   </w:r>
                   <w:r>
                     <w:rPr>
-                      <w:rFonts w:ascii="Times New Roman" w:hAnsi="Times New Roman" w:cs="Times New Roman"/>
+                      <w:rFonts w:ascii="Segoe UI Symbol" w:hAnsi="Segoe UI Symbol" w:cs="Segoe UI Symbol" w:eastAsia="Segoe UI Symbol"/>
                       <w:b/>
                       <w:bCs/>
                       <w:spacing w:val="-2"/>
@@ -5194,7 +5194,7 @@
                       <w:szCs w:val="18"/>
                       <w:rtl/>
                     </w:rPr>
-                    <w:t></w:t>
+                    <w:t>☒</w:t>
                   </w:r>
                 </w:p>
               </w:tc>
@@ -5962,7 +5962,7 @@
                   </w:r>
                   <w:r>
                     <w:rPr>
-                      <w:rFonts w:ascii="Times New Roman" w:hAnsi="Times New Roman" w:cs="Times New Roman"/>
+                      <w:rFonts w:ascii="Segoe UI Symbol" w:hAnsi="Segoe UI Symbol" w:cs="Segoe UI Symbol" w:eastAsia="Segoe UI Symbol"/>
                       <w:b/>
                       <w:bCs/>
                       <w:spacing w:val="-2"/>
@@ -5970,7 +5970,7 @@
                       <w:szCs w:val="18"/>
                       <w:rtl/>
                     </w:rPr>
-                    <w:t></w:t>
+                    <w:t>☒</w:t>
                   </w:r>
                 </w:p>
               </w:tc>
@@ -6112,7 +6112,7 @@
                   </w:r>
                   <w:r>
                     <w:rPr>
-                      <w:rFonts w:ascii="Times New Roman" w:hAnsi="Times New Roman" w:cs="Times New Roman"/>
+                      <w:rFonts w:ascii="Segoe UI Symbol" w:hAnsi="Segoe UI Symbol" w:cs="Segoe UI Symbol" w:eastAsia="Segoe UI Symbol"/>
                       <w:b/>
                       <w:bCs/>
                       <w:spacing w:val="-2"/>
@@ -6120,7 +6120,7 @@
                       <w:szCs w:val="18"/>
                       <w:rtl/>
                     </w:rPr>
-                    <w:t></w:t>
+                    <w:t>☒</w:t>
                   </w:r>
                 </w:p>
               </w:tc>
@@ -6313,7 +6313,7 @@
                   </w:r>
                   <w:r>
                     <w:rPr>
-                      <w:rFonts w:ascii="Times New Roman" w:hAnsi="Times New Roman" w:cs="Times New Roman"/>
+                      <w:rFonts w:ascii="Segoe UI Symbol" w:hAnsi="Segoe UI Symbol" w:cs="Segoe UI Symbol" w:eastAsia="Segoe UI Symbol"/>
                       <w:b/>
                       <w:bCs/>
                       <w:spacing w:val="-2"/>
@@ -6321,7 +6321,7 @@
                       <w:szCs w:val="18"/>
                       <w:rtl/>
                     </w:rPr>
-                    <w:t></w:t>
+                    <w:t>☒</w:t>
                   </w:r>
                 </w:p>
               </w:tc>
@@ -6446,12 +6446,12 @@
                 <w:spacing w:val="-2"/>
                 <w:rtl/>
               </w:rPr>
-              <w:t xml:space="preserve">نام نویسنده مسئول: مهرداد صدرآرا          تاریخ: ۱۴۰۵/۰۷/۲۰          امضا: </w:t>
+              <w:t xml:space="preserve">نام نویسنده مسئول: روح‌اله آماره          تاریخ: ۱۴۰۵/۰۷/۲۰          امضا: </w:t>
             </w:r>
             <w:r xmlns:a="http://schemas.openxmlformats.org/drawingml/2006/main" xmlns:pic="http://schemas.openxmlformats.org/drawingml/2006/picture">
               <w:drawing>
                 <wp:inline distT="0" distB="0" distL="0" distR="0">
-                  <wp:extent cx="900000" cy="406952"/>
+                  <wp:extent cx="900000" cy="444988"/>
                   <wp:docPr id="501" name="Signature 1"/>
                   <wp:cNvGraphicFramePr/>
                   <a:graphic>
@@ -6470,7 +6470,7 @@
                         <pic:spPr>
                           <a:xfrm>
                             <a:off x="0" y="0"/>
-                            <a:ext cx="900000" cy="406952"/>
+                            <a:ext cx="900000" cy="444988"/>
                           </a:xfrm>
                           <a:prstGeom prst="rect">
                             <a:avLst/>
